--- a/_9/分章/27 第二十七章：糖纸.docx
+++ b/_9/分章/27 第二十七章：糖纸.docx
@@ -801,7 +801,7 @@
           <w:b w:val="0"/>
           <w:sz w:val="24"/>
         </w:rPr>
-        <w:t>空气在变薄。他靠着一根支撑柱坐了下来。手伸进外套口袋，摸到那颗硬糖。糖纸已经很旧了，边缘磨白。他把糖攥在手心里，没有吃。</w:t>
+        <w:t>空气在变薄。先是耳朵里那阵尖鸣拔高，然后什么都听不见了。他靠着支撑柱坐下，手伸进外套口袋，摸到那颗硬糖。糖纸边缘磨白。他攥着，没有吃。喉咙里开始发甜，像含着一枚铜币。鼻血滴到领口上，他用手背抹，手背上也是。</w:t>
       </w:r>
     </w:p>
     <w:p>
@@ -816,7 +816,7 @@
           <w:b w:val="0"/>
           <w:sz w:val="24"/>
         </w:rPr>
-        <w:t>他想起阿米娜站在港口，把糖塞回他手里，说，下次来，带回来。想起她在铁皮屋里切土豆的背影。想起他说过“明天还来”。这一次他也没能到。</w:t>
+        <w:t>他想起阿米娜站在港口，把糖塞回他手里，说，下次来，带回来。想起铁皮屋里切土豆的背影，想起他说过“明天还来”。这一次他也没能到。这个念头没撑多久，胸口就开始胀，像有人从里面往外撑。他张开嘴，胃里的东西涌上来，酸水混着没嚼烂的土豆，淌在下巴和衣襟上。</w:t>
       </w:r>
     </w:p>
     <w:p>
@@ -831,7 +831,7 @@
           <w:b w:val="0"/>
           <w:sz w:val="24"/>
         </w:rPr>
-        <w:t>他的呼吸越来越慢。</w:t>
+        <w:t>隔舱角落里有个半大孩子抖得厉害。赫克托往左边挪，膝盖已经不听使唤，是拖着身子过去的。他扯下呢大衣，往孩子身上盖，盖了两次才盖正。孩子没有动。他靠回柱子，一只手撑在地上，指甲抠进甲板的漆缝，抠出四道白痕。裤裆里先热了一下，随后凉了。攥着糖的手松了，糖滚出去，在呕吐物边上停住。</w:t>
       </w:r>
       <w:r>
         <w:rPr>
@@ -839,7 +839,6 @@
           <w:b w:val="0"/>
           <w:sz w:val="24"/>
         </w:rPr>
-        <w:t>隔舱角落里有个半大孩子正冻得瑟瑟发抖，赫克托朝左边挪了半步，摸黑把身上那件厚呢大衣扯下来，严严实实地裹在了孩子身上。他的手太沉，做完这一下就再也抬不起来了。他靠回柱子边，攥着糖的五指一点点脱了力。</w:t>
       </w:r>
       <w:r>
         <w:rPr>
@@ -847,7 +846,6 @@
           <w:b w:val="0"/>
           <w:sz w:val="24"/>
         </w:rPr>
-        <w:t>糖从他手心滚出来，落在旁边的地板上，又弹了一下，然后停住了。糖还是完整的。</w:t>
       </w:r>
     </w:p>
     <w:p>
@@ -862,7 +860,7 @@
           <w:b w:val="0"/>
           <w:sz w:val="24"/>
         </w:rPr>
-        <w:t>救援船第二天才靠上去。下等舱里已经没有活人。赫克托背靠着那根支撑柱坐在地上，脸朝着舱门的方向。那颗硬糖滚在他手边半米远的地方，糖纸完好。</w:t>
+        <w:t>救援船第二天才靠上去。下等舱里已经没有活人。赫克托坐在通道口一根柱子下面，背没有靠住，歪向一侧。嘴半张着，舌头肿得抵在牙关外，眼白上全是血点，脸青而肿。一只鞋不知被谁踩掉了，脚上是一双补过一次的袜子。那颗糖被谁踩过，糖纸裂了，糖和油泥、呕吐物混在一起，看不出原来是什么。</w:t>
       </w:r>
     </w:p>
     <w:p>
